--- a/state-vignettes/ohio_highway_report.docx
+++ b/state-vignettes/ohio_highway_report.docx
@@ -7,6 +7,9 @@
         <w:pStyle w:val="Heading1"/>
       </w:pPr>
       <w:r>
+        <w:rPr>
+          <w:color w:val="FF5500"/>
+        </w:rPr>
         <w:t>Ohio Ranks 5th in the Nation in Highway Performance and Cost-Effectiveness</w:t>
       </w:r>
     </w:p>
@@ -17,7 +20,7 @@
     </w:p>
     <w:p>
       <w:r>
-        <w:t xml:space="preserve">According to the Annual Highway Report by Reason Foundation, this is a change from the state's previous rankings. </w:t>
+        <w:t>According to the Annual Highway Report by Reason Foundation, this is a change from the state's previous rankings.</w:t>
       </w:r>
     </w:p>
     <w:p>
@@ -37,12 +40,17 @@
     </w:p>
     <w:p>
       <w:r>
-        <w:t>Compared to last year, Ohio has the following notable changes in rankings: Rural Interstate Pavement Condition improved by 7.0 points, from 26 to 19; Urban Fatality Rate worsened by 6.0 points, from 12 to 18; Urban Interstate Pavement Condition improved by 7.0 points, from 32 to 25; Administrative Disbursements worsened by 12.0 points, from 18 to 30; Maintenance Disbursements improved by 14.0 points, from 20 to 6; Other Disbursements improved by 9.0 points, from 26 to 17; Overall improved by 5.0 points, from 10 to 5.</w:t>
+        <w:t>Compared to last year, Ohio has the following notable changes in rankings: Rural Interstate Pavement Condition improved by 7.0 points, from 26 to 19; Urban Fatality Rate worsened by 6 points, from 12 to 18; Urban Interstate Pavement Condition improved by 7 points, from 32 to 25; Administrative Disbursements worsened by 12 points, from 18 to 30; Maintenance Disbursements improved by 14 points, from 20 to 6; Other Disbursements improved by 9 points, from 26 to 17; Overall improved by 5 points, from 10 to 5.</w:t>
       </w:r>
     </w:p>
     <w:p>
       <w:r>
-        <w:t>Compared to neighboring and nearby states, Ohio’s overall highway performance is better than Pennsylvania (36th), Indiana (18th), Michigan (23rd), West Virginia (30th), and Kentucky (15th). Comparing its overall performance to similarly populated states, Ohio ranks worse than Georgia (2nd); better than Illinois (37th).</w:t>
+        <w:t>Compared to neighboring and nearby states, Ohio’s overall highway performance is better than Pennsylvania (36th), Indiana (18th), Michigan (23rd), West Virginia (30th), and Kentucky (15th).</w:t>
+      </w:r>
+    </w:p>
+    <w:p>
+      <w:r>
+        <w:t>Comparing its overall performance to similarly populated states, Ohio ranks worse than Georgia (2nd); better than Illinois (37th).</w:t>
       </w:r>
     </w:p>
     <w:p>
@@ -53,6 +61,518 @@
     <w:p>
       <w:r>
         <w:t>“Ohio should focus on reducing Urban Other Principal Arterial Pavement Condition and Administrative Disbursements, its two weakest metrics,” said Baruch Feigenbaum, lead author of the 28th Annual Highway Report and senior managing director of transportation policy at Reason Foundation.</w:t>
+      </w:r>
+    </w:p>
+    <w:p>
+      <w:r>
+        <w:rPr>
+          <w:b/>
+          <w:color w:val="FF5500"/>
+          <w:sz w:val="28"/>
+        </w:rPr>
+        <w:t>OHIO’S RANKINGS IN THE 29TH ANNUAL HIGHWAY REPORT</w:t>
+      </w:r>
+    </w:p>
+    <w:tbl>
+      <w:tblPr>
+        <w:tblW w:type="auto" w:w="0"/>
+        <w:tblLayout w:type="autofit"/>
+        <w:tblLook w:firstColumn="1" w:firstRow="1" w:lastColumn="0" w:lastRow="0" w:noHBand="0" w:noVBand="1" w:val="04A0"/>
+      </w:tblPr>
+      <w:tblGrid>
+        <w:gridCol w:w="4320"/>
+        <w:gridCol w:w="4320"/>
+      </w:tblGrid>
+      <w:tr>
+        <w:tc>
+          <w:tcPr>
+            <w:tcW w:type="dxa" w:w="4320"/>
+            <w:vAlign w:val="center"/>
+          </w:tcPr>
+          <w:p>
+            <w:r>
+              <w:rPr>
+                <w:b/>
+                <w:color w:val="FF5500"/>
+                <w:sz w:val="22"/>
+              </w:rPr>
+              <w:t>Category</w:t>
+            </w:r>
+          </w:p>
+        </w:tc>
+        <w:tc>
+          <w:tcPr>
+            <w:tcW w:type="dxa" w:w="4320"/>
+            <w:vAlign w:val="center"/>
+          </w:tcPr>
+          <w:p>
+            <w:pPr>
+              <w:jc w:val="right"/>
+            </w:pPr>
+            <w:r>
+              <w:rPr>
+                <w:b/>
+                <w:color w:val="FF5500"/>
+                <w:sz w:val="22"/>
+              </w:rPr>
+              <w:t>Rank</w:t>
+            </w:r>
+          </w:p>
+        </w:tc>
+      </w:tr>
+      <w:tr>
+        <w:tc>
+          <w:tcPr>
+            <w:tcW w:type="dxa" w:w="4320"/>
+            <w:shd w:fill="F0F0F0"/>
+          </w:tcPr>
+          <w:p>
+            <w:r>
+              <w:rPr>
+                <w:sz w:val="20"/>
+              </w:rPr>
+              <w:t>Overall</w:t>
+            </w:r>
+          </w:p>
+        </w:tc>
+        <w:tc>
+          <w:tcPr>
+            <w:tcW w:type="dxa" w:w="4320"/>
+            <w:shd w:fill="F0F0F0"/>
+          </w:tcPr>
+          <w:p>
+            <w:pPr>
+              <w:jc w:val="right"/>
+            </w:pPr>
+            <w:r>
+              <w:rPr>
+                <w:sz w:val="20"/>
+              </w:rPr>
+              <w:t>5</w:t>
+            </w:r>
+          </w:p>
+        </w:tc>
+      </w:tr>
+      <w:tr>
+        <w:tc>
+          <w:tcPr>
+            <w:tcW w:type="dxa" w:w="4320"/>
+          </w:tcPr>
+          <w:p>
+            <w:r>
+              <w:rPr>
+                <w:sz w:val="20"/>
+              </w:rPr>
+              <w:t>Capital &amp; Bridge Disbursements</w:t>
+            </w:r>
+          </w:p>
+        </w:tc>
+        <w:tc>
+          <w:tcPr>
+            <w:tcW w:type="dxa" w:w="4320"/>
+          </w:tcPr>
+          <w:p>
+            <w:pPr>
+              <w:jc w:val="right"/>
+            </w:pPr>
+            <w:r>
+              <w:rPr>
+                <w:sz w:val="20"/>
+              </w:rPr>
+              <w:t>10</w:t>
+            </w:r>
+          </w:p>
+        </w:tc>
+      </w:tr>
+      <w:tr>
+        <w:tc>
+          <w:tcPr>
+            <w:tcW w:type="dxa" w:w="4320"/>
+            <w:shd w:fill="F0F0F0"/>
+          </w:tcPr>
+          <w:p>
+            <w:r>
+              <w:rPr>
+                <w:sz w:val="20"/>
+              </w:rPr>
+              <w:t>Maintenance Disbursements</w:t>
+            </w:r>
+          </w:p>
+        </w:tc>
+        <w:tc>
+          <w:tcPr>
+            <w:tcW w:type="dxa" w:w="4320"/>
+            <w:shd w:fill="F0F0F0"/>
+          </w:tcPr>
+          <w:p>
+            <w:pPr>
+              <w:jc w:val="right"/>
+            </w:pPr>
+            <w:r>
+              <w:rPr>
+                <w:sz w:val="20"/>
+              </w:rPr>
+              <w:t>6</w:t>
+            </w:r>
+          </w:p>
+        </w:tc>
+      </w:tr>
+      <w:tr>
+        <w:tc>
+          <w:tcPr>
+            <w:tcW w:type="dxa" w:w="4320"/>
+          </w:tcPr>
+          <w:p>
+            <w:r>
+              <w:rPr>
+                <w:sz w:val="20"/>
+              </w:rPr>
+              <w:t>Administrative Disbursements</w:t>
+            </w:r>
+          </w:p>
+        </w:tc>
+        <w:tc>
+          <w:tcPr>
+            <w:tcW w:type="dxa" w:w="4320"/>
+          </w:tcPr>
+          <w:p>
+            <w:pPr>
+              <w:jc w:val="right"/>
+            </w:pPr>
+            <w:r>
+              <w:rPr>
+                <w:sz w:val="20"/>
+              </w:rPr>
+              <w:t>30</w:t>
+            </w:r>
+          </w:p>
+        </w:tc>
+      </w:tr>
+      <w:tr>
+        <w:tc>
+          <w:tcPr>
+            <w:tcW w:type="dxa" w:w="4320"/>
+            <w:shd w:fill="F0F0F0"/>
+          </w:tcPr>
+          <w:p>
+            <w:r>
+              <w:rPr>
+                <w:sz w:val="20"/>
+              </w:rPr>
+              <w:t>Other Disbursements</w:t>
+            </w:r>
+          </w:p>
+        </w:tc>
+        <w:tc>
+          <w:tcPr>
+            <w:tcW w:type="dxa" w:w="4320"/>
+            <w:shd w:fill="F0F0F0"/>
+          </w:tcPr>
+          <w:p>
+            <w:pPr>
+              <w:jc w:val="right"/>
+            </w:pPr>
+            <w:r>
+              <w:rPr>
+                <w:sz w:val="20"/>
+              </w:rPr>
+              <w:t>17</w:t>
+            </w:r>
+          </w:p>
+        </w:tc>
+      </w:tr>
+      <w:tr>
+        <w:tc>
+          <w:tcPr>
+            <w:tcW w:type="dxa" w:w="4320"/>
+          </w:tcPr>
+          <w:p>
+            <w:r>
+              <w:rPr>
+                <w:sz w:val="20"/>
+              </w:rPr>
+              <w:t>Rural Interstate Pavement Condition</w:t>
+            </w:r>
+          </w:p>
+        </w:tc>
+        <w:tc>
+          <w:tcPr>
+            <w:tcW w:type="dxa" w:w="4320"/>
+          </w:tcPr>
+          <w:p>
+            <w:pPr>
+              <w:jc w:val="right"/>
+            </w:pPr>
+            <w:r>
+              <w:rPr>
+                <w:sz w:val="20"/>
+              </w:rPr>
+              <w:t>19</w:t>
+            </w:r>
+          </w:p>
+        </w:tc>
+      </w:tr>
+      <w:tr>
+        <w:tc>
+          <w:tcPr>
+            <w:tcW w:type="dxa" w:w="4320"/>
+            <w:shd w:fill="F0F0F0"/>
+          </w:tcPr>
+          <w:p>
+            <w:r>
+              <w:rPr>
+                <w:sz w:val="20"/>
+              </w:rPr>
+              <w:t>Rural Other Principal Arterial Pavement Condition</w:t>
+            </w:r>
+          </w:p>
+        </w:tc>
+        <w:tc>
+          <w:tcPr>
+            <w:tcW w:type="dxa" w:w="4320"/>
+            <w:shd w:fill="F0F0F0"/>
+          </w:tcPr>
+          <w:p>
+            <w:pPr>
+              <w:jc w:val="right"/>
+            </w:pPr>
+            <w:r>
+              <w:rPr>
+                <w:sz w:val="20"/>
+              </w:rPr>
+              <w:t>9</w:t>
+            </w:r>
+          </w:p>
+        </w:tc>
+      </w:tr>
+      <w:tr>
+        <w:tc>
+          <w:tcPr>
+            <w:tcW w:type="dxa" w:w="4320"/>
+          </w:tcPr>
+          <w:p>
+            <w:r>
+              <w:rPr>
+                <w:sz w:val="20"/>
+              </w:rPr>
+              <w:t>Urban Interstate Pavement Condition</w:t>
+            </w:r>
+          </w:p>
+        </w:tc>
+        <w:tc>
+          <w:tcPr>
+            <w:tcW w:type="dxa" w:w="4320"/>
+          </w:tcPr>
+          <w:p>
+            <w:pPr>
+              <w:jc w:val="right"/>
+            </w:pPr>
+            <w:r>
+              <w:rPr>
+                <w:sz w:val="20"/>
+              </w:rPr>
+              <w:t>25</w:t>
+            </w:r>
+          </w:p>
+        </w:tc>
+      </w:tr>
+      <w:tr>
+        <w:tc>
+          <w:tcPr>
+            <w:tcW w:type="dxa" w:w="4320"/>
+            <w:shd w:fill="F0F0F0"/>
+          </w:tcPr>
+          <w:p>
+            <w:r>
+              <w:rPr>
+                <w:sz w:val="20"/>
+              </w:rPr>
+              <w:t>Urban Other Principal Arterial Pavement Condition</w:t>
+            </w:r>
+          </w:p>
+        </w:tc>
+        <w:tc>
+          <w:tcPr>
+            <w:tcW w:type="dxa" w:w="4320"/>
+            <w:shd w:fill="F0F0F0"/>
+          </w:tcPr>
+          <w:p>
+            <w:pPr>
+              <w:jc w:val="right"/>
+            </w:pPr>
+            <w:r>
+              <w:rPr>
+                <w:sz w:val="20"/>
+              </w:rPr>
+              <w:t>35</w:t>
+            </w:r>
+          </w:p>
+        </w:tc>
+      </w:tr>
+      <w:tr>
+        <w:tc>
+          <w:tcPr>
+            <w:tcW w:type="dxa" w:w="4320"/>
+          </w:tcPr>
+          <w:p>
+            <w:r>
+              <w:rPr>
+                <w:sz w:val="20"/>
+              </w:rPr>
+              <w:t>Urbanized Area Congestion</w:t>
+            </w:r>
+          </w:p>
+        </w:tc>
+        <w:tc>
+          <w:tcPr>
+            <w:tcW w:type="dxa" w:w="4320"/>
+          </w:tcPr>
+          <w:p>
+            <w:pPr>
+              <w:jc w:val="right"/>
+            </w:pPr>
+            <w:r>
+              <w:rPr>
+                <w:sz w:val="20"/>
+              </w:rPr>
+              <w:t>18</w:t>
+            </w:r>
+          </w:p>
+        </w:tc>
+      </w:tr>
+      <w:tr>
+        <w:tc>
+          <w:tcPr>
+            <w:tcW w:type="dxa" w:w="4320"/>
+            <w:shd w:fill="F0F0F0"/>
+          </w:tcPr>
+          <w:p>
+            <w:r>
+              <w:rPr>
+                <w:sz w:val="20"/>
+              </w:rPr>
+              <w:t>Structurally Deficient Bridges</w:t>
+            </w:r>
+          </w:p>
+        </w:tc>
+        <w:tc>
+          <w:tcPr>
+            <w:tcW w:type="dxa" w:w="4320"/>
+            <w:shd w:fill="F0F0F0"/>
+          </w:tcPr>
+          <w:p>
+            <w:pPr>
+              <w:jc w:val="right"/>
+            </w:pPr>
+            <w:r>
+              <w:rPr>
+                <w:sz w:val="20"/>
+              </w:rPr>
+              <w:t>14</w:t>
+            </w:r>
+          </w:p>
+        </w:tc>
+      </w:tr>
+      <w:tr>
+        <w:tc>
+          <w:tcPr>
+            <w:tcW w:type="dxa" w:w="4320"/>
+          </w:tcPr>
+          <w:p>
+            <w:r>
+              <w:rPr>
+                <w:sz w:val="20"/>
+              </w:rPr>
+              <w:t>Rural Fatality Rate</w:t>
+            </w:r>
+          </w:p>
+        </w:tc>
+        <w:tc>
+          <w:tcPr>
+            <w:tcW w:type="dxa" w:w="4320"/>
+          </w:tcPr>
+          <w:p>
+            <w:pPr>
+              <w:jc w:val="right"/>
+            </w:pPr>
+            <w:r>
+              <w:rPr>
+                <w:sz w:val="20"/>
+              </w:rPr>
+              <w:t>6</w:t>
+            </w:r>
+          </w:p>
+        </w:tc>
+      </w:tr>
+      <w:tr>
+        <w:tc>
+          <w:tcPr>
+            <w:tcW w:type="dxa" w:w="4320"/>
+            <w:shd w:fill="F0F0F0"/>
+          </w:tcPr>
+          <w:p>
+            <w:r>
+              <w:rPr>
+                <w:sz w:val="20"/>
+              </w:rPr>
+              <w:t>Urban Fatality Rate</w:t>
+            </w:r>
+          </w:p>
+        </w:tc>
+        <w:tc>
+          <w:tcPr>
+            <w:tcW w:type="dxa" w:w="4320"/>
+            <w:shd w:fill="F0F0F0"/>
+          </w:tcPr>
+          <w:p>
+            <w:pPr>
+              <w:jc w:val="right"/>
+            </w:pPr>
+            <w:r>
+              <w:rPr>
+                <w:sz w:val="20"/>
+              </w:rPr>
+              <w:t>18</w:t>
+            </w:r>
+          </w:p>
+        </w:tc>
+      </w:tr>
+      <w:tr>
+        <w:tc>
+          <w:tcPr>
+            <w:tcW w:type="dxa" w:w="4320"/>
+          </w:tcPr>
+          <w:p>
+            <w:r>
+              <w:rPr>
+                <w:sz w:val="20"/>
+              </w:rPr>
+              <w:t>Other Fatality Rate</w:t>
+            </w:r>
+          </w:p>
+        </w:tc>
+        <w:tc>
+          <w:tcPr>
+            <w:tcW w:type="dxa" w:w="4320"/>
+          </w:tcPr>
+          <w:p>
+            <w:pPr>
+              <w:jc w:val="right"/>
+            </w:pPr>
+            <w:r>
+              <w:rPr>
+                <w:sz w:val="20"/>
+              </w:rPr>
+              <w:t>27</w:t>
+            </w:r>
+          </w:p>
+        </w:tc>
+      </w:tr>
+    </w:tbl>
+    <w:p>
+      <w:r>
+        <w:br/>
+        <w:t>Reason Foundation’s 29th Annual Highway Report measures the condition and cost- effectiveness of state-controlled highways in 13 categories, including pavement and bridge conditions, traffic fatalities, and spending. In the performance categories, ranking first implies the state has the best or lowest fatality rate and its road pavement is in the best condition. A ranking of 50th in performance categories means the state has the worst fatality rates or pavement conditions. In simplified terms, in the cost-effectiveness categories, a rank of 50 means the state spends more money, and a first-place ranking means the state spends less money than other states in that category.</w:t>
       </w:r>
     </w:p>
     <w:p>

--- a/state-vignettes/ohio_highway_report.docx
+++ b/state-vignettes/ohio_highway_report.docx
@@ -20,47 +20,47 @@
     </w:p>
     <w:p>
       <w:r>
-        <w:t>According to the Annual Highway Report by Reason Foundation, this is a change from the state's previous rankings.</w:t>
+        <w:t>According to the Annual Highway Report by Reason Foundation, this ranking is the same as last year’s.</w:t>
       </w:r>
     </w:p>
     <w:p>
       <w:r>
-        <w:t>In safety and condition categories, Ohio’s highways rank 25th in urban Interstate pavement condition, 19th in rural Interstate pavement condition, 35th in urban arterial pavement condition, 9th in rural arterial pavement condition, 14th in structurally deficient bridges, 18th in urban fatality rate, and 6th in rural fatality rate.</w:t>
+        <w:t>In safety and condition categories, Ohio’s highways rank 25th in urban Interstate pavement condition, 20th in rural Interstate pavement condition, 36th in urban arterial pavement condition, 15th in rural arterial pavement condition, 17th in structurally deficient bridges, 15th in urban fatality rate, and 9th in rural fatality rate.</w:t>
       </w:r>
     </w:p>
     <w:p>
       <w:r>
-        <w:t>Ohio ranks 18th out of the 50 states in traffic congestion, and its drivers spend 15.89 hours a year stuck in traffic congestion.</w:t>
+        <w:t>Ohio ranks 20th out of the 50 states in traffic congestion, and its drivers spend 17.75 hours a year stuck in traffic congestion.</w:t>
       </w:r>
     </w:p>
     <w:p>
       <w:r>
-        <w:t>In spending and cost-effectiveness, Ohio ranks 10th in capital and bridge disbursements, which are the costs of building new roads and bridges and widening existing ones. Ohio ranks 6th in maintenance spending, such as the costs of repaving roads and filling in potholes. Ohio’s administrative disbursements, including office spending that doesn’t make its way to roads, rank 30th nationwide.</w:t>
+        <w:t>In spending and cost-effectiveness, Ohio ranks 11th in capital and bridge disbursements, which are the costs of building new roads and bridges and widening existing ones. Ohio ranks 8th in maintenance spending, such as the costs of repaving roads and filling in potholes. Ohio’s administrative disbursements, including office spending that doesn’t make its way to roads, rank 23rd nationwide.</w:t>
       </w:r>
     </w:p>
     <w:p>
       <w:r>
-        <w:t>Compared to last year, Ohio has the following notable changes in rankings: Rural Interstate Pavement Condition improved by 7.0 points, from 26 to 19; Urban Fatality Rate worsened by 6 points, from 12 to 18; Urban Interstate Pavement Condition improved by 7 points, from 32 to 25; Administrative Disbursements worsened by 12 points, from 18 to 30; Maintenance Disbursements improved by 14 points, from 20 to 6; Other Disbursements improved by 9 points, from 26 to 17; Overall improved by 5 points, from 10 to 5.</w:t>
+        <w:t>Compared to last year, Ohio has the following notable changes in rankings: Administrative Disbursements improved by 7 points, from 30 to 23; Rural Other Principal Arterial Pavement Condition worsened by 6 points, from 9 to 15.</w:t>
       </w:r>
     </w:p>
     <w:p>
       <w:r>
-        <w:t>Compared to neighboring and nearby states, Ohio’s overall highway performance is better than Pennsylvania (36th), Indiana (18th), Michigan (23rd), West Virginia (30th), and Kentucky (15th).</w:t>
+        <w:t>Compared to neighboring and nearby states, Ohio’s overall highway performance is better than Pennsylvania (35th), Indiana (24th), Michigan (19th), West Virginia (32nd), and Kentucky (11th).</w:t>
       </w:r>
     </w:p>
     <w:p>
       <w:r>
-        <w:t>Comparing its overall performance to similarly populated states, Ohio ranks worse than Georgia (2nd); better than Illinois (37th).</w:t>
+        <w:t>Comparing its overall performance to similarly populated states, Ohio ranks worse than Georgia (4th); better than Illinois (37th).</w:t>
       </w:r>
     </w:p>
     <w:p>
       <w:r>
-        <w:t>Ohio’s highway system ranks 5th out of 50 states overall this year, compared to 10th last year.</w:t>
+        <w:t>Ohio’s highway system ranks 5th out of 50 states overall this year, the same ranking as last year.</w:t>
       </w:r>
     </w:p>
     <w:p>
       <w:r>
-        <w:t>“Ohio should focus on reducing Urban Other Principal Arterial Pavement Condition and Administrative Disbursements, its two weakest metrics,” said Baruch Feigenbaum, lead author of the 28th Annual Highway Report and senior managing director of transportation policy at Reason Foundation.</w:t>
+        <w:t>“Ohio should focus on reducing Urban Other Principal Arterial Pavement Condition and Other Fatality Rate, its two weakest metrics,” said Baruch Feigenbaum, lead author of the 30th Annual Highway Report and senior managing director of transportation policy at Reason Foundation.</w:t>
       </w:r>
     </w:p>
     <w:p>
@@ -70,7 +70,7 @@
           <w:color w:val="FF5500"/>
           <w:sz w:val="28"/>
         </w:rPr>
-        <w:t>OHIO’S RANKINGS IN THE 29TH ANNUAL HIGHWAY REPORT</w:t>
+        <w:t>OHIO’S RANKINGS IN THE 30TH ANNUAL HIGHWAY REPORT</w:t>
       </w:r>
     </w:p>
     <w:tbl>
@@ -179,7 +179,7 @@
               <w:rPr>
                 <w:sz w:val="20"/>
               </w:rPr>
-              <w:t>10</w:t>
+              <w:t>11</w:t>
             </w:r>
           </w:p>
         </w:tc>
@@ -212,7 +212,7 @@
               <w:rPr>
                 <w:sz w:val="20"/>
               </w:rPr>
-              <w:t>6</w:t>
+              <w:t>8</w:t>
             </w:r>
           </w:p>
         </w:tc>
@@ -243,7 +243,7 @@
               <w:rPr>
                 <w:sz w:val="20"/>
               </w:rPr>
-              <w:t>30</w:t>
+              <w:t>23</w:t>
             </w:r>
           </w:p>
         </w:tc>
@@ -276,7 +276,7 @@
               <w:rPr>
                 <w:sz w:val="20"/>
               </w:rPr>
-              <w:t>17</w:t>
+              <w:t>15</w:t>
             </w:r>
           </w:p>
         </w:tc>
@@ -307,7 +307,7 @@
               <w:rPr>
                 <w:sz w:val="20"/>
               </w:rPr>
-              <w:t>19</w:t>
+              <w:t>20</w:t>
             </w:r>
           </w:p>
         </w:tc>
@@ -340,7 +340,7 @@
               <w:rPr>
                 <w:sz w:val="20"/>
               </w:rPr>
-              <w:t>9</w:t>
+              <w:t>15</w:t>
             </w:r>
           </w:p>
         </w:tc>
@@ -404,7 +404,7 @@
               <w:rPr>
                 <w:sz w:val="20"/>
               </w:rPr>
-              <w:t>35</w:t>
+              <w:t>36</w:t>
             </w:r>
           </w:p>
         </w:tc>
@@ -435,7 +435,7 @@
               <w:rPr>
                 <w:sz w:val="20"/>
               </w:rPr>
-              <w:t>18</w:t>
+              <w:t>20</w:t>
             </w:r>
           </w:p>
         </w:tc>
@@ -468,7 +468,7 @@
               <w:rPr>
                 <w:sz w:val="20"/>
               </w:rPr>
-              <w:t>14</w:t>
+              <w:t>17</w:t>
             </w:r>
           </w:p>
         </w:tc>
@@ -499,7 +499,7 @@
               <w:rPr>
                 <w:sz w:val="20"/>
               </w:rPr>
-              <w:t>6</w:t>
+              <w:t>9</w:t>
             </w:r>
           </w:p>
         </w:tc>
@@ -532,7 +532,7 @@
               <w:rPr>
                 <w:sz w:val="20"/>
               </w:rPr>
-              <w:t>18</w:t>
+              <w:t>15</w:t>
             </w:r>
           </w:p>
         </w:tc>
@@ -563,7 +563,7 @@
               <w:rPr>
                 <w:sz w:val="20"/>
               </w:rPr>
-              <w:t>27</w:t>
+              <w:t>26</w:t>
             </w:r>
           </w:p>
         </w:tc>
@@ -572,12 +572,12 @@
     <w:p>
       <w:r>
         <w:br/>
-        <w:t>Reason Foundation’s 29th Annual Highway Report measures the condition and cost- effectiveness of state-controlled highways in 13 categories, including pavement and bridge conditions, traffic fatalities, and spending. In the performance categories, ranking first implies the state has the best or lowest fatality rate and its road pavement is in the best condition. A ranking of 50th in performance categories means the state has the worst fatality rates or pavement conditions. In simplified terms, in the cost-effectiveness categories, a rank of 50 means the state spends more money, and a first-place ranking means the state spends less money than other states in that category.</w:t>
+        <w:t>Reason Foundation’s 30th Annual Highway Report measures the condition and cost-effectiveness of state-controlled highways in 13 categories, including pavement and bridge conditions, traffic fatalities, and spending. In the performance categories, ranking first implies the state has the best or lowest fatality rate and its road pavement is in the best condition. A ranking of 50th in performance categories means the state has the worst fatality rates or pavement conditions. In simplified terms, in the cost-effectiveness categories, a rank of 50 means the state spends more money, and a first-place ranking means the state spends less money than other states in that category.</w:t>
       </w:r>
     </w:p>
     <w:p>
       <w:r>
-        <w:t>The report’s data are primarily information each state directly reported to the Federal Highway Administration for 2023. Better Roads and Bridges provides the deficient bridge data, and INRIX.com provides the traffic congestion data.</w:t>
+        <w:t>The report’s data are primarily information each state directly reported to the Federal Highway Administration for 2024. Better Roads and Bridges provides the deficient bridge data, and INRIX.com provides the traffic congestion data.</w:t>
       </w:r>
     </w:p>
     <w:sectPr>
